--- a/AI Fundamentals Course/Week 3/Week3_Exercise_Solutions.docx
+++ b/AI Fundamentals Course/Week 3/Week3_Exercise_Solutions.docx
@@ -668,21 +668,81 @@
         </w:rPr>
       </w:pPr>
       <w:r>
-        <w:t xml:space="preserve">Exercise 13-15: Detailed Solutions</w:t>
-      </w:r>
-    </w:p>
-    <w:p>
-      <w:pPr>
-        <w:spacing w:after="120" w:line="360"/>
-        <w:jc w:val="left"/>
-        <w:rPr>
-          <w:color w:val="1A1A2E"/>
-          <w:sz w:val="22"/>
-          <w:szCs w:val="22"/>
-        </w:rPr>
-      </w:pPr>
-      <w:r>
-        <w:t xml:space="preserve">(See detailed comparison tables and architecture descriptions in main solution document)</w:t>
+        <w:t>Exercise 13: CNN vs RNN Solution</w:t>
+      </w:r>
+    </w:p>
+    <w:p>
+      <w:pPr>
+        <w:spacing w:after="120" w:line="360"/>
+        <w:jc w:val="left"/>
+        <w:rPr>
+          <w:color w:val="1A1A2E"/>
+          <w:sz w:val="22"/>
+          <w:szCs w:val="22"/>
+        </w:rPr>
+      </w:pPr>
+      <w:r>
+        <w:t>CNN: grid data (images); parameter sharing via filters reused across space; parallel and compute-efficient; fixed input size unless global pooling is used; applications: image classification, detection. RNN: sequential data (text, time series); parameter sharing via weights reused across time; sequential so slower; handles variable-length input natively; applications: language modeling, forecasting.</w:t>
+      </w:r>
+    </w:p>
+    <w:p>
+      <w:pPr>
+        <w:spacing w:before="160" w:after="80"/>
+        <w:jc w:val="left"/>
+        <w:rPr>
+          <w:b/>
+          <w:bCs/>
+          <w:color w:val="2E86AB"/>
+          <w:sz w:val="28"/>
+          <w:szCs w:val="28"/>
+        </w:rPr>
+      </w:pPr>
+      <w:r>
+        <w:t>Exercise 14: Pooling Strategy Solution</w:t>
+      </w:r>
+    </w:p>
+    <w:p>
+      <w:pPr>
+        <w:spacing w:after="120" w:line="360"/>
+        <w:jc w:val="left"/>
+        <w:rPr>
+          <w:color w:val="1A1A2E"/>
+          <w:sz w:val="22"/>
+          <w:szCs w:val="22"/>
+        </w:rPr>
+      </w:pPr>
+      <w:r>
+        <w:t>Max pooling keeps the strongest activation: best when feature presence matters (edges, object parts); the default for classification backbones. Average pooling keeps the mean response: smoother, preserves overall context; common as global average pooling before the classifier. Without pooling: spatial size stays large, downstream layers need more compute and parameters, the receptive field grows slowly, and overfitting risk rises. Strided convolutions are the usual alternative.</w:t>
+      </w:r>
+    </w:p>
+    <w:p>
+      <w:pPr>
+        <w:spacing w:before="160" w:after="80"/>
+        <w:jc w:val="left"/>
+        <w:rPr>
+          <w:b/>
+          <w:bCs/>
+          <w:color w:val="2E86AB"/>
+          <w:sz w:val="28"/>
+          <w:szCs w:val="28"/>
+        </w:rPr>
+      </w:pPr>
+      <w:r>
+        <w:t>Exercise 15: RNN Unfolding Solution</w:t>
+      </w:r>
+    </w:p>
+    <w:p>
+      <w:pPr>
+        <w:spacing w:after="120" w:line="360"/>
+        <w:jc w:val="left"/>
+        <w:rPr>
+          <w:color w:val="1A1A2E"/>
+          <w:sz w:val="22"/>
+          <w:szCs w:val="22"/>
+        </w:rPr>
+      </w:pPr>
+      <w:r>
+        <w:t>Unfolded over 3 timesteps: x₁→h₁, (h₁,x₂)→h₂, (h₂,x₃)→h₃, with the same weights W_x and W_h reused at every step. Backpropagation through time sends the gradient from the loss at h₃ backward through h₂ and h₁, multiplying by W_h (times the activation derivative) at each step. Repeated factors below 1 shrink the gradient (vanishing); above 1 they grow it (exploding). This is why long sequences need LSTM/GRU gating or gradient clipping.</w:t>
       </w:r>
     </w:p>
     <w:p/>
@@ -732,21 +792,21 @@
         </w:rPr>
       </w:pPr>
       <w:r>
-        <w:t xml:space="preserve">QK^T = [[1,0],[0,1]]. Scaled: [[0.5,0],[0,0.5]]. Softmax approximately [[0.622,0.378],[0.378,0.622]].</w:t>
-      </w:r>
-    </w:p>
-    <w:p>
-      <w:pPr>
-        <w:spacing w:after="120" w:line="360"/>
-        <w:jc w:val="left"/>
-        <w:rPr>
-          <w:color w:val="1A1A2E"/>
-          <w:sz w:val="22"/>
-          <w:szCs w:val="22"/>
-        </w:rPr>
-      </w:pPr>
-      <w:r>
-        <w:t xml:space="preserve">Output: [[1.55,3.10],[3.10,1.55]]</w:t>
+        <w:t>QK^T = [[1,0],[0,1]]. Scale by √d_k = √2 ≈ 1.414: scores = [[0.707,0],[0,0.707]]. Softmax per row: e^0.707 ≈ 2.028, so weights ≈ [[0.670,0.330],[0.330,0.670]].</w:t>
+      </w:r>
+    </w:p>
+    <w:p>
+      <w:pPr>
+        <w:spacing w:after="120" w:line="360"/>
+        <w:jc w:val="left"/>
+        <w:rPr>
+          <w:color w:val="1A1A2E"/>
+          <w:sz w:val="22"/>
+          <w:szCs w:val="22"/>
+        </w:rPr>
+      </w:pPr>
+      <w:r>
+        <w:t>Output = weights·V: row 1 = 0.670·[1,2] + 0.330·[3,4] ≈ [1.66,2.66]; row 2 = 0.330·[1,2] + 0.670·[3,4] ≈ [2.34,3.34]. Attention(Q,K,V) ≈ [[1.66,2.66],[2.34,3.34]].</w:t>
       </w:r>
     </w:p>
     <w:p>
